--- a/en/wisdom-stories/rotten-seed.docx
+++ b/en/wisdom-stories/rotten-seed.docx
@@ -4,162 +4,87 @@
   <w:body>
     <w:p>
       <w:pPr>
-        <w:spacing w:before="0" w:after="60"/>
-        <w:jc w:val="left"/>
+        <w:pStyle w:val="Title"/>
       </w:pPr>
       <w:r>
-        <w:rPr>
-          <w:rFonts w:ascii="Arial" w:hAnsi="Arial" w:eastAsia="Arial"/>
-          <w:i w:val="0"/>
-          <w:color w:val="000000"/>
-          <w:sz w:val="52"/>
-        </w:rPr>
-        <w:t>Rotten Seed</w:t>
+        <w:t>The Seed That Grew</w:t>
+      </w:r>
+    </w:p>
+    <w:p>
+      <w:pPr/>
+      <w:r>
+        <w:t>After his wife died, a man sent his often-ill young son to an orphanage, dismissing him as hopeless.</w:t>
       </w:r>
     </w:p>
     <w:p>
       <w:pPr>
-        <w:jc w:val="left"/>
+        <w:spacing w:after="80"/>
       </w:pPr>
       <w:r>
-        <w:rPr>
-          <w:rFonts w:ascii="Arial" w:hAnsi="Arial" w:eastAsia="Arial"/>
-          <w:i w:val="0"/>
-          <w:color w:val="000000"/>
-          <w:sz w:val="22"/>
-        </w:rPr>
-        <w:t>A father who called his little son, who was constantly suffering from illnesses after his wife died, despised him and gave him to an orphanage.</w:t>
+        <w:t>Years passed.</w:t>
+      </w:r>
+    </w:p>
+    <w:p>
+      <w:pPr/>
+      <w:r>
+        <w:t>Years later, he saw his son outside a school. The boy had grown healthy and strong. Filled with regret, the father stared at his bright eyes.</w:t>
       </w:r>
     </w:p>
     <w:p>
       <w:pPr>
-        <w:jc w:val="left"/>
+        <w:spacing w:after="80"/>
       </w:pPr>
       <w:r>
-        <w:rPr>
-          <w:rFonts w:ascii="Arial" w:hAnsi="Arial" w:eastAsia="Arial"/>
-          <w:i w:val="0"/>
-          <w:color w:val="000000"/>
-          <w:sz w:val="22"/>
-        </w:rPr>
-        <w:t>Years passed.</w:t>
+        <w:t>“I never thought you would recover like this. How did it happen?”</w:t>
       </w:r>
     </w:p>
     <w:p>
       <w:pPr>
-        <w:jc w:val="left"/>
+        <w:spacing w:after="80"/>
       </w:pPr>
       <w:r>
-        <w:rPr>
-          <w:rFonts w:ascii="Arial" w:hAnsi="Arial" w:eastAsia="Arial"/>
-          <w:i w:val="0"/>
-          <w:color w:val="000000"/>
-          <w:sz w:val="22"/>
-        </w:rPr>
-        <w:t>One day, this man saw his grown son in front of a school. He could not believe his eyes. The father, who looked at his son's shining eyes and healthy body with regret, said with excitement:</w:t>
+        <w:t>With tears in his eyes, the young man pointed to an older woman approaching them.</w:t>
       </w:r>
     </w:p>
     <w:p>
       <w:pPr>
-        <w:jc w:val="left"/>
+        <w:keepNext/>
       </w:pPr>
       <w:r>
-        <w:rPr>
-          <w:rFonts w:ascii="Arial" w:hAnsi="Arial" w:eastAsia="Arial"/>
-          <w:i w:val="0"/>
-          <w:color w:val="000000"/>
-          <w:sz w:val="22"/>
-        </w:rPr>
-        <w:t>— I did not believe that you would recover, that you would become a man. You have become a strong warrior. How did this miracle happen? How did you get rid of your illnesses? — he asked his son.</w:t>
+        <w:t>“When you sent me away, you said a rotten seed could never grow. She adopted me and never stopped caring for me. She told me, ‘Every seed watered with love can grow.’”</w:t>
       </w:r>
     </w:p>
     <w:p>
       <w:pPr>
-        <w:jc w:val="left"/>
+        <w:keepNext/>
+        <w:keepLines/>
+        <w:spacing w:before="160"/>
       </w:pPr>
       <w:r>
         <w:rPr>
-          <w:rFonts w:ascii="Arial" w:hAnsi="Arial" w:eastAsia="Arial"/>
-          <w:i w:val="0"/>
-          <w:color w:val="000000"/>
-          <w:sz w:val="22"/>
+          <w:b/>
         </w:rPr>
-        <w:t>The boy looks at his father, who once despised him, with his moist eyes, and points to the old woman who has adopted him, who is approaching him from the opposite side, smiling and saying:</w:t>
+        <w:t>Moral:</w:t>
+      </w:r>
+      <w:r>
+        <w:t xml:space="preserve"> Words either build or destroy. It is possible to elevate or destroy someone with a single word—every seed watered with love will germinate.</w:t>
       </w:r>
     </w:p>
     <w:p>
       <w:pPr>
-        <w:jc w:val="left"/>
+        <w:spacing w:after="80"/>
       </w:pPr>
       <w:r>
         <w:rPr>
-          <w:rFonts w:ascii="Arial" w:hAnsi="Arial" w:eastAsia="Arial"/>
-          <w:i w:val="0"/>
-          <w:color w:val="000000"/>
-          <w:sz w:val="22"/>
+          <w:i/>
+          <w:sz w:val="18"/>
         </w:rPr>
-        <w:t>— After you said, “Rotten seeds do not germinate” and gave me to the orphanage, this woman took me in as her son and never left her compassionate hands on me, saying, “Every seed watered with love will germinate.”</w:t>
-      </w:r>
-    </w:p>
-    <w:p>
-      <w:pPr>
-        <w:pStyle w:val="Moral"/>
-        <w:keepNext/>
-        <w:keepLines/>
-        <w:widowControl/>
-        <w:spacing w:before="240" w:after="180" w:line="283" w:lineRule="auto"/>
-        <w:ind w:left="240" w:right="240"/>
-        <w:jc w:val="left"/>
-        <w:pBdr>
-          <w:top w:val="single" w:sz="8" w:space="7" w:color="E8D59A"/>
-          <w:left w:val="single" w:sz="32" w:space="11" w:color="C6A23A"/>
-          <w:bottom w:val="single" w:sz="8" w:space="7" w:color="E8D59A"/>
-          <w:right w:val="single" w:sz="8" w:space="11" w:color="E8D59A"/>
-        </w:pBdr>
-        <w:shd w:val="clear" w:color="auto" w:fill="FFF8E1"/>
-      </w:pPr>
-      <w:r>
-        <w:rPr>
-          <w:rFonts w:ascii="Arial" w:hAnsi="Arial" w:eastAsia="Arial" w:cs="Arial"/>
-          <w:b/>
-          <w:i w:val="0"/>
-          <w:color w:val="9A7417"/>
-          <w:sz w:val="22"/>
-        </w:rPr>
-        <w:t xml:space="preserve">Moral: </w:t>
-      </w:r>
-      <w:r>
-        <w:rPr>
-          <w:rFonts w:ascii="Arial" w:hAnsi="Arial" w:eastAsia="Arial" w:cs="Arial"/>
-          <w:b w:val="0"/>
-          <w:i w:val="0"/>
-          <w:color w:val="3F3826"/>
-          <w:sz w:val="22"/>
-        </w:rPr>
-        <w:t>Words either build or destroy. It is possible to elevate or destroy someone with a single word—every seed watered with love will germinate.</w:t>
-      </w:r>
-    </w:p>
-    <w:p>
-      <w:pPr>
-        <w:keepLines/>
-        <w:widowControl/>
-        <w:spacing w:before="60" w:after="0" w:line="240" w:lineRule="auto"/>
-        <w:jc w:val="right"/>
-      </w:pPr>
-      <w:r>
-        <w:rPr>
-          <w:rFonts w:ascii="Arial" w:hAnsi="Arial" w:eastAsia="Arial" w:cs="Arial"/>
-          <w:b w:val="0"/>
-          <w:i/>
-          <w:color w:val="8A7950"/>
-          <w:sz w:val="17"/>
-        </w:rPr>
-        <w:t>The story was obtained from open Internet sources.</w:t>
+        <w:t>Source: Publicly available internet sources.</w:t>
       </w:r>
     </w:p>
     <w:sectPr>
       <w:pgSz w:w="12240" w:h="15840"/>
-      <w:pgMar w:top="1440" w:right="1440" w:bottom="1440" w:left="1440" w:header="708" w:footer="708" w:gutter="0"/>
+      <w:pgMar w:top="1080" w:right="1224" w:bottom="1080" w:left="1224" w:header="720" w:footer="720" w:gutter="0"/>
       <w:cols w:space="720"/>
       <w:docGrid w:linePitch="360"/>
     </w:sectPr>
@@ -531,12 +456,14 @@
     <w:qFormat/>
     <w:rsid w:val="00FC693F"/>
     <w:pPr>
-      <w:spacing w:before="0" w:after="160" w:line="276" w:lineRule="auto"/>
+      <w:widowControl/>
+      <w:spacing w:after="120" w:line="259" w:lineRule="auto"/>
     </w:pPr>
     <w:rPr>
-      <w:rFonts w:ascii="Arial" w:hAnsi="Arial" w:eastAsia="Arial"/>
+      <w:rFonts w:ascii="Arial" w:hAnsi="Arial"/>
       <w:color w:val="000000"/>
       <w:sz w:val="22"/>
+      <w:lang w:val="en-US"/>
     </w:rPr>
   </w:style>
   <w:style w:type="paragraph" w:styleId="Header">
@@ -880,18 +807,17 @@
     <w:qFormat/>
     <w:rsid w:val="00FC693F"/>
     <w:pPr>
-      <w:pBdr>
-        <w:bottom w:val="single" w:sz="8" w:space="4" w:color="4F81BD" w:themeColor="accent1"/>
-      </w:pBdr>
-      <w:spacing w:after="300" w:line="240" w:lineRule="auto"/>
+      <w:keepNext/>
+      <w:spacing w:after="280" w:line="240" w:lineRule="auto"/>
       <w:contextualSpacing/>
     </w:pPr>
     <w:rPr>
-      <w:rFonts w:asciiTheme="majorHAnsi" w:eastAsiaTheme="majorEastAsia" w:hAnsiTheme="majorHAnsi" w:cstheme="majorBidi"/>
-      <w:color w:val="17365D" w:themeColor="text2" w:themeShade="BF"/>
+      <w:rFonts w:asciiTheme="majorHAnsi" w:eastAsiaTheme="majorEastAsia" w:hAnsiTheme="majorHAnsi" w:cstheme="majorBidi" w:ascii="Arial" w:hAnsi="Arial"/>
+      <w:b/>
+      <w:color w:val="000000"/>
       <w:spacing w:val="5"/>
       <w:kern w:val="28"/>
-      <w:sz w:val="52"/>
+      <w:sz w:val="34"/>
       <w:szCs w:val="52"/>
     </w:rPr>
   </w:style>
@@ -1367,9 +1293,6 @@
     <w:qFormat/>
     <w:rsid w:val="00FC693F"/>
     <w:pPr>
-      <w:pBdr>
-        <w:bottom w:val="single" w:sz="4" w:space="4" w:color="4F81BD" w:themeColor="accent1"/>
-      </w:pBdr>
       <w:spacing w:before="200" w:after="280"/>
       <w:ind w:left="936" w:right="936"/>
     </w:pPr>
@@ -12220,18 +12143,6 @@
         <w:shd w:val="clear" w:color="auto" w:fill="FBCAA2" w:themeFill="accent6" w:themeFillTint="7F"/>
       </w:tcPr>
     </w:tblStylePr>
-  </w:style>
-  <w:style w:type="paragraph" w:customStyle="1" w:styleId="Moral">
-    <w:name w:val="Moral"/>
-    <w:basedOn w:val="Normal"/>
-    <w:pPr>
-      <w:spacing w:before="160" w:after="0" w:line="276" w:lineRule="auto"/>
-    </w:pPr>
-    <w:rPr>
-      <w:rFonts w:ascii="Arial" w:hAnsi="Arial" w:eastAsia="Arial"/>
-      <w:i/>
-      <w:sz w:val="22"/>
-    </w:rPr>
   </w:style>
 </w:styles>
 </file>

--- a/en/wisdom-stories/rotten-seed.docx
+++ b/en/wisdom-stories/rotten-seed.docx
@@ -7,13 +7,13 @@
         <w:pStyle w:val="Title"/>
       </w:pPr>
       <w:r>
-        <w:t>The Seed That Grew</w:t>
+        <w:t>The Rotten Seed</w:t>
       </w:r>
     </w:p>
     <w:p>
       <w:pPr/>
       <w:r>
-        <w:t>After his wife died, a man sent his often-ill young son to an orphanage, dismissing him as hopeless.</w:t>
+        <w:t>After his wife died, the father scorned his young son who constantly suffered from illnesses, calling him a “rotten seed,” and sent him to an orphanage.</w:t>
       </w:r>
     </w:p>
     <w:p>
@@ -27,7 +27,7 @@
     <w:p>
       <w:pPr/>
       <w:r>
-        <w:t>Years later, he saw his son outside a school. The boy had grown healthy and strong. Filled with regret, the father stared at his bright eyes.</w:t>
+        <w:t>One day he saw his grown son outside a school. He could not believe his eyes. The boy had grown healthy and strong. Filled with regret, the father stared at his bright eyes.</w:t>
       </w:r>
     </w:p>
     <w:p>
@@ -35,7 +35,7 @@
         <w:spacing w:after="80"/>
       </w:pPr>
       <w:r>
-        <w:t>“I never thought you would recover like this. How did it happen?”</w:t>
+        <w:t>“I did not believe you would recover or that you would become anybody. You have become a strapping wrestler. How did this miracle happen? How did you get free of the illnesses?”</w:t>
       </w:r>
     </w:p>
     <w:p>
@@ -43,7 +43,7 @@
         <w:spacing w:after="80"/>
       </w:pPr>
       <w:r>
-        <w:t>With tears in his eyes, the young man pointed to an older woman approaching them.</w:t>
+        <w:t>With moist eyes he fixed his gaze on the father who had once scorned him, and pointed to the elderly woman who was approaching with a smile.</w:t>
       </w:r>
     </w:p>
     <w:p>
@@ -51,7 +51,7 @@
         <w:keepNext/>
       </w:pPr>
       <w:r>
-        <w:t>“When you sent me away, you said a rotten seed could never grow. She adopted me and never stopped caring for me. She told me, ‘Every seed watered with love can grow.’”</w:t>
+        <w:t>“When you sent me away, you said a rotten seed could never grow. She adopted me and never stopped caring for me. She told me, ‘Every seed watered with love will sprout.’”</w:t>
       </w:r>
     </w:p>
     <w:p>
@@ -64,11 +64,9 @@
         <w:rPr>
           <w:b/>
         </w:rPr>
-        <w:t>Moral:</w:t>
+        <w:t>Moral: Words either build or destroy. It is possible to elevate or destroy someone with a single word—every seed watered with love will germinate.</w:t>
       </w:r>
-      <w:r>
-        <w:t xml:space="preserve"> Words either build or destroy. It is possible to elevate or destroy someone with a single word—every seed watered with love will germinate.</w:t>
-      </w:r>
+      <w:r/>
     </w:p>
     <w:p>
       <w:pPr>
@@ -79,7 +77,7 @@
           <w:i/>
           <w:sz w:val="18"/>
         </w:rPr>
-        <w:t>Source: Publicly available internet sources.</w:t>
+        <w:t>Stories are taken from open Internet sources; illustrations were created with AI.</w:t>
       </w:r>
     </w:p>
     <w:sectPr>
